--- a/pipeline/ArchitectureDesignAndAudit/ProviderPipeline_LowLevelDesign_v65.docx
+++ b/pipeline/ArchitectureDesignAndAudit/ProviderPipeline_LowLevelDesign_v65.docx
@@ -38157,6 +38157,24 @@
     <w:p>
       <w:r>
         <w:t>The Controller creates the Worker VMs directly, authenticating as pipelineController, which holds the Azure rights required to create them - the rights follow the work. Its Mongo access remains confined to the front-end cluster's pipelineAdmin database; the compute-plane grant it needs to provision Worker VMs is separate.</w:t>
+      </w:r>
+    </w:p>
+    <w:p>
+      <w:pPr>
+        <w:pStyle w:val="Heading2"/>
+      </w:pPr>
+      <w:r>
+        <w:t>Run scope (states) parameter</w:t>
+      </w:r>
+    </w:p>
+    <w:p>
+      <w:r>
+        <w:t>Both run shapes accept a run-scope parameter, states, with semantics identical to the provider pipeline. The webhook payload may carry states (a JSON list of two-letter state codes, or the single token "ALL"); the provider spelling state_scope is accepted as an alias. Absent, it defaults to ["ALL"] -- the whole country. The only legal shapes are ["ALL"] alone or a non-empty list of state codes with no "ALL" among them; any other shape is rejected at the runbook's parse, before any compute is created.</w:t>
+      </w:r>
+    </w:p>
+    <w:p>
+      <w:r>
+        <w:t>The scope propagates end to end. The runbook forwards it to the Controller VM as --states on the Medicare control_runner; the controller parses it into PipelineArgs.states; and the orchestrator's partition enumerator fans the per-provider steps (partition_key=provider_state) out through state_partitions. ["ALL"] mints one Worker VM per US state plus a single catch-all worker for providers in no listed state (fifty-two workers); a named list mints exactly one Worker VM per listed state. The scope is also recorded on the run manifest.</w:t>
       </w:r>
     </w:p>
     <w:sectPr>
